--- a/Описание_Планирование_спринта_PRO.docx
+++ b/Описание_Планирование_спринта_PRO.docx
@@ -2309,6 +2309,194 @@
         </w:tc>
       </w:tr>
     </w:tbl>
+    <w:p>
+      <w:pPr>
+        <w:pStyle w:val="Heading1"/>
+      </w:pPr>
+      <w:r>
+        <w:t>RICE — оценка приоритетов фич (лист RICE)</w:t>
+      </w:r>
+    </w:p>
+    <w:p>
+      <w:r>
+        <w:t>Назначение: приоритизация фич и инициатив по методологии RICE.</w:t>
+      </w:r>
+    </w:p>
+    <w:p>
+      <w:r>
+        <w:t>Что на листе: таблица фич с полями Reach, Impact, Confidence, Effort; авто-расчёт RICE score, ранга и приоритета (RAG-подсветка); диаграмма RICE по фичам.</w:t>
+      </w:r>
+    </w:p>
+    <w:p>
+      <w:r>
+        <w:t>Формула: RICE = (Reach × Impact × Confidence) / Effort.</w:t>
+      </w:r>
+    </w:p>
+    <w:tbl>
+      <w:tblPr>
+        <w:tblStyle w:val="LightGrid-Accent1"/>
+        <w:tblW w:type="auto" w:w="0"/>
+        <w:tblLook w:firstColumn="1" w:firstRow="1" w:lastColumn="0" w:lastRow="0" w:noHBand="0" w:noVBand="1" w:val="04A0"/>
+      </w:tblPr>
+      <w:tblGrid>
+        <w:gridCol w:w="4320"/>
+        <w:gridCol w:w="4320"/>
+      </w:tblGrid>
+      <w:tr>
+        <w:tc>
+          <w:tcPr>
+            <w:tcW w:type="dxa" w:w="4320"/>
+          </w:tcPr>
+          <w:p>
+            <w:r>
+              <w:t>Параметр</w:t>
+            </w:r>
+          </w:p>
+        </w:tc>
+        <w:tc>
+          <w:tcPr>
+            <w:tcW w:type="dxa" w:w="4320"/>
+          </w:tcPr>
+          <w:p>
+            <w:r>
+              <w:t>Описание</w:t>
+            </w:r>
+          </w:p>
+        </w:tc>
+      </w:tr>
+      <w:tr>
+        <w:tc>
+          <w:tcPr>
+            <w:tcW w:type="dxa" w:w="4320"/>
+          </w:tcPr>
+          <w:p>
+            <w:r>
+              <w:t>Reach</w:t>
+            </w:r>
+          </w:p>
+        </w:tc>
+        <w:tc>
+          <w:tcPr>
+            <w:tcW w:type="dxa" w:w="4320"/>
+          </w:tcPr>
+          <w:p>
+            <w:r>
+              <w:t>Охват — сколько пользователей затронет фича за квартал.</w:t>
+            </w:r>
+          </w:p>
+        </w:tc>
+      </w:tr>
+      <w:tr>
+        <w:tc>
+          <w:tcPr>
+            <w:tcW w:type="dxa" w:w="4320"/>
+          </w:tcPr>
+          <w:p>
+            <w:r>
+              <w:t>Impact</w:t>
+            </w:r>
+          </w:p>
+        </w:tc>
+        <w:tc>
+          <w:tcPr>
+            <w:tcW w:type="dxa" w:w="4320"/>
+          </w:tcPr>
+          <w:p>
+            <w:r>
+              <w:t>Влияние на пользователя: 3 — массивное, 2 — высокое, 1 — среднее, 0.5 — низкое, 0.25 — минимальное.</w:t>
+            </w:r>
+          </w:p>
+        </w:tc>
+      </w:tr>
+      <w:tr>
+        <w:tc>
+          <w:tcPr>
+            <w:tcW w:type="dxa" w:w="4320"/>
+          </w:tcPr>
+          <w:p>
+            <w:r>
+              <w:t>Confidence</w:t>
+            </w:r>
+          </w:p>
+        </w:tc>
+        <w:tc>
+          <w:tcPr>
+            <w:tcW w:type="dxa" w:w="4320"/>
+          </w:tcPr>
+          <w:p>
+            <w:r>
+              <w:t>Уверенность в оценке: 100% — высокая, 80% — средняя, 50% — низкая.</w:t>
+            </w:r>
+          </w:p>
+        </w:tc>
+      </w:tr>
+      <w:tr>
+        <w:tc>
+          <w:tcPr>
+            <w:tcW w:type="dxa" w:w="4320"/>
+          </w:tcPr>
+          <w:p>
+            <w:r>
+              <w:t>Effort</w:t>
+            </w:r>
+          </w:p>
+        </w:tc>
+        <w:tc>
+          <w:tcPr>
+            <w:tcW w:type="dxa" w:w="4320"/>
+          </w:tcPr>
+          <w:p>
+            <w:r>
+              <w:t>Трудозатраты команды на фичу, человеко-дни.</w:t>
+            </w:r>
+          </w:p>
+        </w:tc>
+      </w:tr>
+      <w:tr>
+        <w:tc>
+          <w:tcPr>
+            <w:tcW w:type="dxa" w:w="4320"/>
+          </w:tcPr>
+          <w:p>
+            <w:r>
+              <w:t>RICE score</w:t>
+            </w:r>
+          </w:p>
+        </w:tc>
+        <w:tc>
+          <w:tcPr>
+            <w:tcW w:type="dxa" w:w="4320"/>
+          </w:tcPr>
+          <w:p>
+            <w:r>
+              <w:t>(Reach × Impact × Confidence) / Effort — итоговый балл; чем выше, тем приоритетнее.</w:t>
+            </w:r>
+          </w:p>
+        </w:tc>
+      </w:tr>
+      <w:tr>
+        <w:tc>
+          <w:tcPr>
+            <w:tcW w:type="dxa" w:w="4320"/>
+          </w:tcPr>
+          <w:p>
+            <w:r>
+              <w:t>Приоритет</w:t>
+            </w:r>
+          </w:p>
+        </w:tc>
+        <w:tc>
+          <w:tcPr>
+            <w:tcW w:type="dxa" w:w="4320"/>
+          </w:tcPr>
+          <w:p>
+            <w:r>
+              <w:t>Высокий ≥ 60% максимального балла, Средний ≥ 30%, иначе Низкий.</w:t>
+            </w:r>
+          </w:p>
+        </w:tc>
+      </w:tr>
+    </w:tbl>
     <w:sectPr>
       <w:pgSz w:w="12240" w:h="15840"/>
       <w:pgMar w:top="1440" w:right="1800" w:bottom="1440" w:left="1800" w:header="720" w:footer="720" w:gutter="0"/>

--- a/Описание_Планирование_спринта_PRO.docx
+++ b/Описание_Планирование_спринта_PRO.docx
@@ -2497,6 +2497,211 @@
         </w:tc>
       </w:tr>
     </w:tbl>
+    <w:p>
+      <w:pPr>
+        <w:pStyle w:val="Heading1"/>
+      </w:pPr>
+      <w:r>
+        <w:t>Зависимости от других стримов (лист Зависимости)</w:t>
+      </w:r>
+    </w:p>
+    <w:p>
+      <w:r>
+        <w:t>Назначение: учёт межстримовых зависимостей задач, историй и фич — от чего мы зависим у смежных команд и что зависит от нас.</w:t>
+      </w:r>
+    </w:p>
+    <w:p>
+      <w:r>
+        <w:t>Что на листе: таблица зависимостей (элемент, тип, внешний стрим, направление, описание, спринт, статус с RAG-подсветкой, владелец, риск); сводка и диаграмма по статусам. На листе «Гант» добавлена колонка-флаг ◆ для задач с внешней зависимостью; в приложении зависимости отображаются маркерами ◆ прямо на диаграмме Ганта (цвет — статус).</w:t>
+      </w:r>
+    </w:p>
+    <w:tbl>
+      <w:tblPr>
+        <w:tblStyle w:val="LightGrid-Accent1"/>
+        <w:tblW w:type="auto" w:w="0"/>
+        <w:tblLook w:firstColumn="1" w:firstRow="1" w:lastColumn="0" w:lastRow="0" w:noHBand="0" w:noVBand="1" w:val="04A0"/>
+      </w:tblPr>
+      <w:tblGrid>
+        <w:gridCol w:w="4320"/>
+        <w:gridCol w:w="4320"/>
+      </w:tblGrid>
+      <w:tr>
+        <w:tc>
+          <w:tcPr>
+            <w:tcW w:type="dxa" w:w="4320"/>
+          </w:tcPr>
+          <w:p>
+            <w:r>
+              <w:t>Поле</w:t>
+            </w:r>
+          </w:p>
+        </w:tc>
+        <w:tc>
+          <w:tcPr>
+            <w:tcW w:type="dxa" w:w="4320"/>
+          </w:tcPr>
+          <w:p>
+            <w:r>
+              <w:t>Описание</w:t>
+            </w:r>
+          </w:p>
+        </w:tc>
+      </w:tr>
+      <w:tr>
+        <w:tc>
+          <w:tcPr>
+            <w:tcW w:type="dxa" w:w="4320"/>
+          </w:tcPr>
+          <w:p>
+            <w:r>
+              <w:t>Элемент</w:t>
+            </w:r>
+          </w:p>
+        </w:tc>
+        <w:tc>
+          <w:tcPr>
+            <w:tcW w:type="dxa" w:w="4320"/>
+          </w:tcPr>
+          <w:p>
+            <w:r>
+              <w:t>Наша задача, история или фича, у которой есть внешняя зависимость.</w:t>
+            </w:r>
+          </w:p>
+        </w:tc>
+      </w:tr>
+      <w:tr>
+        <w:tc>
+          <w:tcPr>
+            <w:tcW w:type="dxa" w:w="4320"/>
+          </w:tcPr>
+          <w:p>
+            <w:r>
+              <w:t>Тип</w:t>
+            </w:r>
+          </w:p>
+        </w:tc>
+        <w:tc>
+          <w:tcPr>
+            <w:tcW w:type="dxa" w:w="4320"/>
+          </w:tcPr>
+          <w:p>
+            <w:r>
+              <w:t>История · Задача · Фича · Эпик.</w:t>
+            </w:r>
+          </w:p>
+        </w:tc>
+      </w:tr>
+      <w:tr>
+        <w:tc>
+          <w:tcPr>
+            <w:tcW w:type="dxa" w:w="4320"/>
+          </w:tcPr>
+          <w:p>
+            <w:r>
+              <w:t>Задача (Гант)</w:t>
+            </w:r>
+          </w:p>
+        </w:tc>
+        <w:tc>
+          <w:tcPr>
+            <w:tcW w:type="dxa" w:w="4320"/>
+          </w:tcPr>
+          <w:p>
+            <w:r>
+              <w:t>Ссылка на задачу бэклога — по ней ставится маркер ◆ на диаграмме Ганта.</w:t>
+            </w:r>
+          </w:p>
+        </w:tc>
+      </w:tr>
+      <w:tr>
+        <w:tc>
+          <w:tcPr>
+            <w:tcW w:type="dxa" w:w="4320"/>
+          </w:tcPr>
+          <w:p>
+            <w:r>
+              <w:t>Внешний стрим</w:t>
+            </w:r>
+          </w:p>
+        </w:tc>
+        <w:tc>
+          <w:tcPr>
+            <w:tcW w:type="dxa" w:w="4320"/>
+          </w:tcPr>
+          <w:p>
+            <w:r>
+              <w:t>Смежная команда/стрим, с которым связана зависимость.</w:t>
+            </w:r>
+          </w:p>
+        </w:tc>
+      </w:tr>
+      <w:tr>
+        <w:tc>
+          <w:tcPr>
+            <w:tcW w:type="dxa" w:w="4320"/>
+          </w:tcPr>
+          <w:p>
+            <w:r>
+              <w:t>Направление</w:t>
+            </w:r>
+          </w:p>
+        </w:tc>
+        <w:tc>
+          <w:tcPr>
+            <w:tcW w:type="dxa" w:w="4320"/>
+          </w:tcPr>
+          <w:p>
+            <w:r>
+              <w:t>«Мы зависим» (входящая) или «Зависят от нас» (исходящая).</w:t>
+            </w:r>
+          </w:p>
+        </w:tc>
+      </w:tr>
+      <w:tr>
+        <w:tc>
+          <w:tcPr>
+            <w:tcW w:type="dxa" w:w="4320"/>
+          </w:tcPr>
+          <w:p>
+            <w:r>
+              <w:t>Статус</w:t>
+            </w:r>
+          </w:p>
+        </w:tc>
+        <w:tc>
+          <w:tcPr>
+            <w:tcW w:type="dxa" w:w="4320"/>
+          </w:tcPr>
+          <w:p>
+            <w:r>
+              <w:t>Ожидается · Подтверждено · Получено · Заблокировано · Просрочено (RAG-подсветка).</w:t>
+            </w:r>
+          </w:p>
+        </w:tc>
+      </w:tr>
+      <w:tr>
+        <w:tc>
+          <w:tcPr>
+            <w:tcW w:type="dxa" w:w="4320"/>
+          </w:tcPr>
+          <w:p>
+            <w:r>
+              <w:t>Риск</w:t>
+            </w:r>
+          </w:p>
+        </w:tc>
+        <w:tc>
+          <w:tcPr>
+            <w:tcW w:type="dxa" w:w="4320"/>
+          </w:tcPr>
+          <w:p>
+            <w:r>
+              <w:t>High · Medium · Low.</w:t>
+            </w:r>
+          </w:p>
+        </w:tc>
+      </w:tr>
+    </w:tbl>
     <w:sectPr>
       <w:pgSz w:w="12240" w:h="15840"/>
       <w:pgMar w:top="1440" w:right="1800" w:bottom="1440" w:left="1800" w:header="720" w:footer="720" w:gutter="0"/>

--- a/Описание_Планирование_спринта_PRO.docx
+++ b/Описание_Планирование_спринта_PRO.docx
@@ -2702,6 +2702,155 @@
         </w:tc>
       </w:tr>
     </w:tbl>
+    <w:p>
+      <w:pPr>
+        <w:pStyle w:val="Heading1"/>
+      </w:pPr>
+      <w:r>
+        <w:t>MoSCoW — приоритизация требований (лист MoSCoW)</w:t>
+      </w:r>
+    </w:p>
+    <w:p>
+      <w:r>
+        <w:t>Назначение: приоритизация фич и требований по методологии MoSCoW — что войдёт в релиз и в каком порядке.</w:t>
+      </w:r>
+    </w:p>
+    <w:p>
+      <w:r>
+        <w:t>Что на листе: таблица требований с категорией (выпадающий список Must / Should / Could / Won't), авто-подстановка русского приоритета, RAG-подсветка по категориям, сводка количества по категориям и диаграмма.</w:t>
+      </w:r>
+    </w:p>
+    <w:p>
+      <w:r>
+        <w:t>В приложении раздел «Планирование → MoSCoW» показывает те же данные в виде доски из четырёх колонок с карточками, счётчиками и KPI по каждой категории.</w:t>
+      </w:r>
+    </w:p>
+    <w:tbl>
+      <w:tblPr>
+        <w:tblStyle w:val="LightGrid-Accent1"/>
+        <w:tblW w:type="auto" w:w="0"/>
+        <w:tblLook w:firstColumn="1" w:firstRow="1" w:lastColumn="0" w:lastRow="0" w:noHBand="0" w:noVBand="1" w:val="04A0"/>
+      </w:tblPr>
+      <w:tblGrid>
+        <w:gridCol w:w="4320"/>
+        <w:gridCol w:w="4320"/>
+      </w:tblGrid>
+      <w:tr>
+        <w:tc>
+          <w:tcPr>
+            <w:tcW w:type="dxa" w:w="4320"/>
+          </w:tcPr>
+          <w:p>
+            <w:r>
+              <w:t>Категория</w:t>
+            </w:r>
+          </w:p>
+        </w:tc>
+        <w:tc>
+          <w:tcPr>
+            <w:tcW w:type="dxa" w:w="4320"/>
+          </w:tcPr>
+          <w:p>
+            <w:r>
+              <w:t>Описание</w:t>
+            </w:r>
+          </w:p>
+        </w:tc>
+      </w:tr>
+      <w:tr>
+        <w:tc>
+          <w:tcPr>
+            <w:tcW w:type="dxa" w:w="4320"/>
+          </w:tcPr>
+          <w:p>
+            <w:r>
+              <w:t>Must have — обязательно</w:t>
+            </w:r>
+          </w:p>
+        </w:tc>
+        <w:tc>
+          <w:tcPr>
+            <w:tcW w:type="dxa" w:w="4320"/>
+          </w:tcPr>
+          <w:p>
+            <w:r>
+              <w:t>Критично для релиза: без этого продукт не запускается. Например, оформление заказа и оплата.</w:t>
+            </w:r>
+          </w:p>
+        </w:tc>
+      </w:tr>
+      <w:tr>
+        <w:tc>
+          <w:tcPr>
+            <w:tcW w:type="dxa" w:w="4320"/>
+          </w:tcPr>
+          <w:p>
+            <w:r>
+              <w:t>Should have — желательно</w:t>
+            </w:r>
+          </w:p>
+        </w:tc>
+        <w:tc>
+          <w:tcPr>
+            <w:tcW w:type="dxa" w:w="4320"/>
+          </w:tcPr>
+          <w:p>
+            <w:r>
+              <w:t>Важно и болезненно без него, но релиз технически возможен. Например, промокоды и уведомления.</w:t>
+            </w:r>
+          </w:p>
+        </w:tc>
+      </w:tr>
+      <w:tr>
+        <w:tc>
+          <w:tcPr>
+            <w:tcW w:type="dxa" w:w="4320"/>
+          </w:tcPr>
+          <w:p>
+            <w:r>
+              <w:t>Could have — возможно</w:t>
+            </w:r>
+          </w:p>
+        </w:tc>
+        <w:tc>
+          <w:tcPr>
+            <w:tcW w:type="dxa" w:w="4320"/>
+          </w:tcPr>
+          <w:p>
+            <w:r>
+              <w:t>Желательно; реализуем при наличии времени и ресурсов. Например, рекомендации и экспорт отчётов.</w:t>
+            </w:r>
+          </w:p>
+        </w:tc>
+      </w:tr>
+      <w:tr>
+        <w:tc>
+          <w:tcPr>
+            <w:tcW w:type="dxa" w:w="4320"/>
+          </w:tcPr>
+          <w:p>
+            <w:r>
+              <w:t>Won't have — не в этот раз</w:t>
+            </w:r>
+          </w:p>
+        </w:tc>
+        <w:tc>
+          <w:tcPr>
+            <w:tcW w:type="dxa" w:w="4320"/>
+          </w:tcPr>
+          <w:p>
+            <w:r>
+              <w:t>Сознательно отложено: вне scope текущего релиза. Например, программа лояльности и офлайн-режим.</w:t>
+            </w:r>
+          </w:p>
+        </w:tc>
+      </w:tr>
+    </w:tbl>
+    <w:p>
+      <w:r>
+        <w:t>Правило здорового плана: доля Must не должна превышать ~60% ёмкости спринта — иначе не остаётся буфера на риски и непредвиденные задачи.</w:t>
+      </w:r>
+    </w:p>
     <w:sectPr>
       <w:pgSz w:w="12240" w:h="15840"/>
       <w:pgMar w:top="1440" w:right="1800" w:bottom="1440" w:left="1800" w:header="720" w:footer="720" w:gutter="0"/>
